--- a/SWE-530/Topic 4/Topic 4 Discussion 1.docx
+++ b/SWE-530/Topic 4/Topic 4 Discussion 1.docx
@@ -22,6 +22,43 @@
     <w:p>
       <w:r>
         <w:t>Respond to at least two other peers' probing questions to other students' submissions and additional suggestions. Should a posting already have several responses, move to one that does not.</w:t>
+      </w:r>
+    </w:p>
+    <w:p>
+      <w:r>
+        <w:t>Hello Class,</w:t>
+      </w:r>
+    </w:p>
+    <w:p>
+      <w:pPr>
+        <w:ind w:firstLine="720"/>
+      </w:pPr>
+      <w:r>
+        <w:t xml:space="preserve">Last week, I made significant progress by completing most of the project controls, which laid a solid foundation for the overall project management framework. With these controls in place, I was able to start working on the project cost and schedule, which are critical components for ensuring that the project stays on track financially and </w:t>
+      </w:r>
+      <w:proofErr w:type="gramStart"/>
+      <w:r>
+        <w:t>time-wise</w:t>
+      </w:r>
+      <w:proofErr w:type="gramEnd"/>
+      <w:r>
+        <w:t>. Establishing accurate cost estimates and a realistic schedule is essential for effective resource allocation and risk management.</w:t>
+      </w:r>
+    </w:p>
+    <w:p>
+      <w:pPr>
+        <w:ind w:firstLine="720"/>
+      </w:pPr>
+      <w:r>
+        <w:t>This week, my primary focus will be to complete the project cost and schedule sections. I plan to refine the cost breakdown, incorporate any outstanding data, and finalize the timeline with key milestones and deliverables clearly defined. Having a comprehensive and detailed cost and schedule plan will enable better monitoring and control throughout the project lifecycle.</w:t>
+      </w:r>
+    </w:p>
+    <w:p>
+      <w:pPr>
+        <w:ind w:firstLine="720"/>
+      </w:pPr>
+      <w:r>
+        <w:t>In addition to finalizing these elements, I will begin developing the project’s high-level solution. This involves outlining the overall approach and architecture that will guide the implementation phase. Starting the high-level solution early will help align the technical direction with the project objectives and ensure that all stakeholders have a clear understanding of how the project goals will be achieved.</w:t>
       </w:r>
     </w:p>
     <w:p/>
